--- a/bao_cao.docx
+++ b/bao_cao.docx
@@ -12,42 +12,42 @@
     </w:p>
     <w:p>
       <w:r>
-        <w:t>Tên giảng viên: Phạm Thị Dung</w:t>
+        <w:t>Tên giảng viên: Phạm Thảo</w:t>
       </w:r>
     </w:p>
     <w:p>
       <w:r>
-        <w:t>Lớp học phần: LLNL1107</w:t>
+        <w:t>Lớp học phần: CNTT1188</w:t>
       </w:r>
     </w:p>
     <w:p>
       <w:r>
-        <w:t>Giảng viên chuẩn bị bài giảng đầy đủ trước khi lên lớp: None</w:t>
+        <w:t>Giảng viên chuẩn bị bài giảng đầy đủ trước khi lên lớp: 4.5</w:t>
       </w:r>
     </w:p>
     <w:p>
       <w:r>
-        <w:t>Giảng viên giảng bài rõ ràng và dễ hiểu: None</w:t>
+        <w:t>Giảng viên giảng bài rõ ràng và dễ hiểu: 5.0</w:t>
       </w:r>
     </w:p>
     <w:p>
       <w:r>
-        <w:t>Giảng viên sẵn sàng giải đáp thắc mắc của sinh viên: None</w:t>
+        <w:t>Giảng viên sẵn sàng giải đáp thắc mắc của sinh viên: 4.5</w:t>
       </w:r>
     </w:p>
     <w:p>
       <w:r>
-        <w:t>Phương pháp giảng dạy của giảng viên giúp sinh viên hiểu bài tốt hơn: None</w:t>
+        <w:t>Phương pháp giảng dạy của giảng viên giúp sinh viên hiểu bài tốt hơn: 4.0</w:t>
       </w:r>
     </w:p>
     <w:p>
       <w:r>
-        <w:t>Giảng viên tạo môi trường học tập tích cực và khuyến khích sinh viên tham gia thảo luận: None</w:t>
+        <w:t>Giảng viên tạo môi trường học tập tích cực và khuyến khích sinh viên tham gia thảo luận: 3.5</w:t>
       </w:r>
     </w:p>
     <w:p>
       <w:r>
-        <w:t>Điểm trung bình: None</w:t>
+        <w:t>Điểm trung bình: 4.3</w:t>
       </w:r>
     </w:p>
     <w:sectPr>
